--- a/sprinbot/control-despensa-api/Evidencias.docx
+++ b/sprinbot/control-despensa-api/Evidencias.docx
@@ -159,6 +159,19 @@
       <w:pPr>
         <w:jc w:val="center"/>
       </w:pPr>
+    </w:p>
+    <w:p>
+      <w:pPr>
+        <w:jc w:val="center"/>
+      </w:pPr>
+      <w:r>
+        <w:t>https://github.com/Mynor-Giron/programacion-ii-2026/tree/main/tarea%209/control-despensa-api</w:t>
+      </w:r>
+    </w:p>
+    <w:p>
+      <w:pPr>
+        <w:jc w:val="center"/>
+      </w:pPr>
       <w:r>
         <w:t>Lugar y fecha:</w:t>
       </w:r>
@@ -181,16 +194,15 @@
         <w:pStyle w:val="Ttulo1"/>
       </w:pPr>
       <w:r>
-        <w:lastRenderedPageBreak/>
         <w:t>Configuración utilizada en Spring Initializ</w:t>
       </w:r>
     </w:p>
     <w:p>
       <w:r>
         <w:drawing>
-          <wp:inline distT="0" distB="0" distL="0" distR="0" wp14:anchorId="7A9AE18F" wp14:editId="6A720B3B">
-            <wp:extent cx="6557010" cy="3383280"/>
-            <wp:effectExtent l="0" t="0" r="0" b="7620"/>
+          <wp:inline distT="0" distB="0" distL="0" distR="0" wp14:anchorId="7A9AE18F" wp14:editId="161F350B">
+            <wp:extent cx="6557010" cy="3278778"/>
+            <wp:effectExtent l="0" t="0" r="0" b="0"/>
             <wp:docPr id="2" name="Imagen 2"/>
             <wp:cNvGraphicFramePr>
               <a:graphicFrameLocks xmlns:a="http://schemas.openxmlformats.org/drawingml/2006/main" noChangeAspect="1"/>
@@ -211,7 +223,7 @@
                   <pic:spPr>
                     <a:xfrm>
                       <a:off x="0" y="0"/>
-                      <a:ext cx="6565670" cy="3387748"/>
+                      <a:ext cx="6568702" cy="3284624"/>
                     </a:xfrm>
                     <a:prstGeom prst="rect">
                       <a:avLst/>
@@ -235,9 +247,9 @@
     <w:p>
       <w:r>
         <w:drawing>
-          <wp:inline distT="0" distB="0" distL="0" distR="0" wp14:anchorId="331F92C3" wp14:editId="5D8B377F">
-            <wp:extent cx="4552950" cy="4458064"/>
-            <wp:effectExtent l="0" t="0" r="0" b="0"/>
+          <wp:inline distT="0" distB="0" distL="0" distR="0" wp14:anchorId="331F92C3" wp14:editId="2B4EB106">
+            <wp:extent cx="6112627" cy="3830139"/>
+            <wp:effectExtent l="0" t="0" r="2540" b="0"/>
             <wp:docPr id="7" name="Imagen 7"/>
             <wp:cNvGraphicFramePr>
               <a:graphicFrameLocks xmlns:a="http://schemas.openxmlformats.org/drawingml/2006/main" noChangeAspect="1"/>
@@ -258,7 +270,7 @@
                   <pic:spPr>
                     <a:xfrm>
                       <a:off x="0" y="0"/>
-                      <a:ext cx="4559977" cy="4464945"/>
+                      <a:ext cx="6137250" cy="3845568"/>
                     </a:xfrm>
                     <a:prstGeom prst="rect">
                       <a:avLst/>
@@ -816,6 +828,18 @@
       </w:r>
     </w:p>
     <w:p/>
+    <w:p/>
+    <w:p/>
+    <w:p/>
+    <w:p/>
+    <w:p/>
+    <w:p/>
+    <w:p/>
+    <w:p/>
+    <w:p/>
+    <w:p/>
+    <w:p/>
+    <w:p/>
     <w:p>
       <w:pPr>
         <w:jc w:val="center"/>
@@ -835,12 +859,12 @@
           <w:sz w:val="44"/>
           <w:szCs w:val="44"/>
         </w:rPr>
+        <w:lastRenderedPageBreak/>
         <w:t xml:space="preserve">Captura del filtro por categoría </w:t>
       </w:r>
     </w:p>
     <w:p>
       <w:r>
-        <w:lastRenderedPageBreak/>
         <w:drawing>
           <wp:inline distT="0" distB="0" distL="0" distR="0" wp14:anchorId="407B36E2" wp14:editId="3AEAD00D">
             <wp:extent cx="6570617" cy="3500755"/>
@@ -926,6 +950,20 @@
     </w:p>
     <w:p>
       <w:pPr>
+        <w:rPr>
+          <w:rFonts w:ascii="Arial" w:hAnsi="Arial" w:cs="Arial"/>
+        </w:rPr>
+      </w:pPr>
+    </w:p>
+    <w:p>
+      <w:pPr>
+        <w:rPr>
+          <w:rFonts w:ascii="Arial" w:hAnsi="Arial" w:cs="Arial"/>
+        </w:rPr>
+      </w:pPr>
+    </w:p>
+    <w:p>
+      <w:pPr>
         <w:jc w:val="center"/>
         <w:rPr>
           <w:rFonts w:ascii="Arial" w:hAnsi="Arial" w:cs="Arial"/>
@@ -943,13 +981,13 @@
           <w:sz w:val="44"/>
           <w:szCs w:val="44"/>
         </w:rPr>
+        <w:lastRenderedPageBreak/>
         <w:t>Captura de endpoint de stock bajo</w:t>
       </w:r>
     </w:p>
     <w:p/>
     <w:p>
       <w:r>
-        <w:lastRenderedPageBreak/>
         <w:drawing>
           <wp:inline distT="0" distB="0" distL="0" distR="0" wp14:anchorId="6641066F" wp14:editId="5B470EFB">
             <wp:extent cx="6648994" cy="2590800"/>
@@ -1064,7 +1102,10 @@
           <w:szCs w:val="44"/>
         </w:rPr>
       </w:pPr>
-      <w:r>
+    </w:p>
+    <w:p>
+      <w:pPr>
+        <w:jc w:val="center"/>
         <w:rPr>
           <w:rFonts w:ascii="Times New Roman" w:hAnsi="Times New Roman" w:cs="Times New Roman"/>
           <w:b/>
@@ -1072,16 +1113,49 @@
           <w:sz w:val="44"/>
           <w:szCs w:val="44"/>
         </w:rPr>
+      </w:pPr>
+    </w:p>
+    <w:p>
+      <w:pPr>
+        <w:jc w:val="center"/>
+        <w:rPr>
+          <w:rFonts w:ascii="Times New Roman" w:hAnsi="Times New Roman" w:cs="Times New Roman"/>
+          <w:b/>
+          <w:bCs/>
+          <w:sz w:val="44"/>
+          <w:szCs w:val="44"/>
+        </w:rPr>
+      </w:pPr>
+    </w:p>
+    <w:p>
+      <w:pPr>
+        <w:jc w:val="center"/>
+        <w:rPr>
+          <w:rFonts w:ascii="Times New Roman" w:hAnsi="Times New Roman" w:cs="Times New Roman"/>
+          <w:b/>
+          <w:bCs/>
+          <w:sz w:val="44"/>
+          <w:szCs w:val="44"/>
+        </w:rPr>
+      </w:pPr>
+      <w:r>
+        <w:rPr>
+          <w:rFonts w:ascii="Times New Roman" w:hAnsi="Times New Roman" w:cs="Times New Roman"/>
+          <w:b/>
+          <w:bCs/>
+          <w:sz w:val="44"/>
+          <w:szCs w:val="44"/>
+        </w:rPr>
+        <w:lastRenderedPageBreak/>
         <w:t>Captura del resumen del inventario</w:t>
       </w:r>
     </w:p>
     <w:p>
       <w:r>
-        <w:lastRenderedPageBreak/>
         <w:drawing>
-          <wp:inline distT="0" distB="0" distL="0" distR="0" wp14:anchorId="289CD418" wp14:editId="530D4655">
-            <wp:extent cx="6541987" cy="2207623"/>
-            <wp:effectExtent l="0" t="0" r="0" b="2540"/>
+          <wp:inline distT="0" distB="0" distL="0" distR="0" wp14:anchorId="289CD418" wp14:editId="61F7D14C">
+            <wp:extent cx="6540337" cy="1894114"/>
+            <wp:effectExtent l="0" t="0" r="0" b="0"/>
             <wp:docPr id="22" name="Imagen 22"/>
             <wp:cNvGraphicFramePr>
               <a:graphicFrameLocks xmlns:a="http://schemas.openxmlformats.org/drawingml/2006/main" noChangeAspect="1"/>
@@ -1102,7 +1176,7 @@
                   <pic:spPr>
                     <a:xfrm>
                       <a:off x="0" y="0"/>
-                      <a:ext cx="6609142" cy="2230285"/>
+                      <a:ext cx="6618822" cy="1916844"/>
                     </a:xfrm>
                     <a:prstGeom prst="rect">
                       <a:avLst/>
@@ -2124,24 +2198,6 @@
         <w:t>12.50+8.00+34.00+32.00+5.40+15= Q.106.90</w:t>
       </w:r>
     </w:p>
-    <w:p/>
-    <w:p/>
-    <w:p>
-      <w:pPr>
-        <w:spacing w:after="0" w:line="240" w:lineRule="auto"/>
-        <w:jc w:val="center"/>
-        <w:rPr>
-          <w:rFonts w:ascii="Arial" w:eastAsia="Times New Roman" w:hAnsi="Arial" w:cs="Arial"/>
-          <w:b/>
-          <w:bCs/>
-          <w:kern w:val="0"/>
-          <w:sz w:val="44"/>
-          <w:szCs w:val="44"/>
-          <w:lang w:eastAsia="es-GT"/>
-          <w14:ligatures w14:val="none"/>
-        </w:rPr>
-      </w:pPr>
-    </w:p>
     <w:p>
       <w:pPr>
         <w:shd w:val="clear" w:color="auto" w:fill="FFFFFF"/>
@@ -2167,6 +2223,7 @@
           <w:lang w:eastAsia="es-ES"/>
           <w14:ligatures w14:val="none"/>
         </w:rPr>
+        <w:lastRenderedPageBreak/>
         <w:t>Reflexión final</w:t>
       </w:r>
     </w:p>
@@ -2897,6 +2954,7 @@
           <w:lang w:eastAsia="es-ES"/>
           <w14:ligatures w14:val="none"/>
         </w:rPr>
+        <w:lastRenderedPageBreak/>
         <w:t>¿Por qué los datos actuales desaparecen al detener la aplicación?</w:t>
       </w:r>
     </w:p>
